--- a/courts/fourth-circuit/maryland/state/court-of-appeals/petition-for-rehearing/usage/OUTPUT-petition-for-rehearing.docx
+++ b/courts/fourth-circuit/maryland/state/court-of-appeals/petition-for-rehearing/usage/OUTPUT-petition-for-rehearing.docx
@@ -325,13 +325,7 @@
         <w:pStyle w:val="BodyText"/>
       </w:pPr>
       <w:r>
-        <w:t xml:space="preserve">Nancy Lewin, Elinor Mitchell and Christopher Ervin, Appellees, move pursuant to Maryland Code, Courts &amp; Judicial Proceedings § 6</w:t>
-      </w:r>
-      <w:r>
-        <w:noBreakHyphen/>
-      </w:r>
-      <w:r>
-        <w:t xml:space="preserve">408 and Maryland Rule 8</w:t>
+        <w:t xml:space="preserve">Nancy Lewin, Elinor Mitchell and Christopher Ervin, Appellees, move pursuant to Maryland Code, Courts &amp; Judicial Proceedings § 6-⁠408 and Maryland Rule 8</w:t>
       </w:r>
       <w:r>
         <w:noBreakHyphen/>
@@ -441,13 +435,7 @@
         <w:tab/>
       </w:r>
       <w:r>
-        <w:t xml:space="preserve">Less than 30 days has passed from the entry of this Court’s Mandate. Thus, the Court has plenary power to recall and revise its Mandate pursuant to Maryland Code, Courts &amp; Judicial Proceedings § 6</w:t>
-      </w:r>
-      <w:r>
-        <w:noBreakHyphen/>
-      </w:r>
-      <w:r>
-        <w:t xml:space="preserve">408. Further this Court has inherent power to recall its Mandate.</w:t>
+        <w:t xml:space="preserve">Less than 30 days has passed from the entry of this Court’s Mandate. Thus, the Court has plenary power to recall and revise its Mandate pursuant to Maryland Code, Courts &amp; Judicial Proceedings § 6-⁠408. Further this Court has inherent power to recall its Mandate.</w:t>
       </w:r>
       <w:r>
         <w:t xml:space="preserve"> </w:t>
@@ -2327,6 +2315,7 @@
     <w:unhideWhenUsed/>
     <w:qFormat/>
     <w:pPr>
+      <w:keepLines/>
       <w:spacing w:before="0" w:after="140" w:line="299" w:lineRule="exact"/>
     </w:pPr>
     <w:rPr>
@@ -2577,6 +2566,33 @@
     <w:pPr>
       <w:spacing w:before="0" w:after="0" w:line="299" w:lineRule="exact"/>
       <w:ind w:left="2160" w:hanging="720"/>
+    </w:pPr>
+  </w:style>
+  <w:style w:type="paragraph" w:customStyle="1" w:styleId="XdQuoteList1">
+    <w:name w:val="Xd Quote List 1"/>
+    <w:basedOn w:val="Normal"/>
+    <w:qFormat/>
+    <w:pPr>
+      <w:spacing w:before="0" w:after="0" w:line="299" w:lineRule="exact"/>
+      <w:ind w:left="1440" w:right="720" w:hanging="720"/>
+    </w:pPr>
+  </w:style>
+  <w:style w:type="paragraph" w:customStyle="1" w:styleId="XdQuoteList2">
+    <w:name w:val="Xd Quote List 2"/>
+    <w:basedOn w:val="Normal"/>
+    <w:qFormat/>
+    <w:pPr>
+      <w:spacing w:before="0" w:after="0" w:line="299" w:lineRule="exact"/>
+      <w:ind w:left="2160" w:right="720" w:hanging="720"/>
+    </w:pPr>
+  </w:style>
+  <w:style w:type="paragraph" w:customStyle="1" w:styleId="XdQuoteList3">
+    <w:name w:val="Xd Quote List 3"/>
+    <w:basedOn w:val="Normal"/>
+    <w:qFormat/>
+    <w:pPr>
+      <w:spacing w:before="0" w:after="0" w:line="299" w:lineRule="exact"/>
+      <w:ind w:left="2880" w:right="720" w:hanging="720"/>
     </w:pPr>
   </w:style>
   <w:style w:type="paragraph" w:customStyle="1" w:styleId="XdList1">

--- a/courts/fourth-circuit/maryland/state/court-of-appeals/petition-for-rehearing/usage/OUTPUT-petition-for-rehearing.docx
+++ b/courts/fourth-circuit/maryland/state/court-of-appeals/petition-for-rehearing/usage/OUTPUT-petition-for-rehearing.docx
@@ -325,13 +325,7 @@
         <w:pStyle w:val="BodyText"/>
       </w:pPr>
       <w:r>
-        <w:t xml:space="preserve">Nancy Lewin, Elinor Mitchell and Christopher Ervin, Appellees, move pursuant to Maryland Code, Courts &amp; Judicial Proceedings § 6-⁠408 and Maryland Rule 8</w:t>
-      </w:r>
-      <w:r>
-        <w:noBreakHyphen/>
-      </w:r>
-      <w:r>
-        <w:t xml:space="preserve">605 that the Court recall its Mandate dated May 2, 2018, in the above-captioned appeal, and reconsider its Per Curiam Order dated May 2, 2018. As grounds for their Motion, the Appellees state:</w:t>
+        <w:t xml:space="preserve">Nancy Lewin, Elinor Mitchell and Christopher Ervin, Appellees, move pursuant to Maryland Code, Courts &amp; Judicial Proceedings § 6-⁠408 and Maryland Rule 8-⁠605 that the Court recall its Mandate dated May 2, 2018, in the above-captioned appeal, and reconsider its Per Curiam Order dated May 2, 2018. As grounds for their Motion, the Appellees state:</w:t>
       </w:r>
     </w:p>
     <w:p>
@@ -387,13 +381,7 @@
         <w:tab/>
       </w:r>
       <w:r>
-        <w:t xml:space="preserve">As noted in the Appellees’ Reply Brief filed in this appeal, in the event of the death of a candidate for Governor, Maryland Code, Election Law §5</w:t>
-      </w:r>
-      <w:r>
-        <w:noBreakHyphen/>
-      </w:r>
-      <w:r>
-        <w:t xml:space="preserve">904, requires that the State Board include the name of the successor candidate for Governor on the ballot unless the candidate for Governor dies less than ten days before the Primary Election.</w:t>
+        <w:t xml:space="preserve">As noted in the Appellees’ Reply Brief filed in this appeal, in the event of the death of a candidate for Governor, Maryland Code, Election Law §5-⁠904, requires that the State Board include the name of the successor candidate for Governor on the ballot unless the candidate for Governor dies less than ten days before the Primary Election.</w:t>
       </w:r>
     </w:p>
     <w:p>
@@ -474,13 +462,7 @@
         <w:t xml:space="preserve">cert. denied</w:t>
       </w:r>
       <w:r>
-        <w:t xml:space="preserve">, 343 Md. 564, 683 A.2d 177 (1996). The Circuit Court for Anne Arundel County has not acted yet upon this Court’s Mandate. Should the Court recall its Mandate, a Motion for Reconsideration pursuant to Maryland Rule 8</w:t>
-      </w:r>
-      <w:r>
-        <w:noBreakHyphen/>
-      </w:r>
-      <w:r>
-        <w:t xml:space="preserve">605 would be timely.</w:t>
+        <w:t xml:space="preserve">, 343 Md. 564, 683 A.2d 177 (1996). The Circuit Court for Anne Arundel County has not acted yet upon this Court’s Mandate. Should the Court recall its Mandate, a Motion for Reconsideration pursuant to Maryland Rule 8-⁠605 would be timely.</w:t>
       </w:r>
     </w:p>
     <w:p>
@@ -720,11 +702,7 @@
               <w:t xml:space="preserve"> </w:t>
             </w:r>
             <w:r>
-              <w:t xml:space="preserve">410</w:t>
-              <w:noBreakHyphen/>
-              <w:t xml:space="preserve">783</w:t>
-              <w:noBreakHyphen/>
-              <w:t xml:space="preserve">3547</w:t>
+              <w:t xml:space="preserve">410-⁠783-⁠3547</w:t>
             </w:r>
           </w:p>
           <w:p>
@@ -740,11 +718,7 @@
               <w:t xml:space="preserve"> </w:t>
             </w:r>
             <w:r>
-              <w:t xml:space="preserve">410</w:t>
-              <w:noBreakHyphen/>
-              <w:t xml:space="preserve">783</w:t>
-              <w:noBreakHyphen/>
-              <w:t xml:space="preserve">3530</w:t>
+              <w:t xml:space="preserve">410-⁠783-⁠3530</w:t>
             </w:r>
           </w:p>
           <w:p>
@@ -835,9 +809,7 @@
           <w:b/>
           <w:bCs/>
         </w:rPr>
-        <w:t xml:space="preserve">20</w:t>
-        <w:noBreakHyphen/>
-        <w:t xml:space="preserve">201(f)</w:t>
+        <w:t xml:space="preserve">20-⁠201(f)</w:t>
       </w:r>
       <w:r>
         <w:rPr>
@@ -1474,9 +1446,7 @@
               <w:t xml:space="preserve"> </w:t>
             </w:r>
             <w:r>
-              <w:t xml:space="preserve">576</w:t>
-              <w:noBreakHyphen/>
-              <w:t xml:space="preserve">6472</w:t>
+              <w:t xml:space="preserve">576-⁠6472</w:t>
             </w:r>
           </w:p>
           <w:p>
@@ -1492,9 +1462,7 @@
               <w:t xml:space="preserve"> </w:t>
             </w:r>
             <w:r>
-              <w:t xml:space="preserve">576</w:t>
-              <w:noBreakHyphen/>
-              <w:t xml:space="preserve">7036</w:t>
+              <w:t xml:space="preserve">576-⁠7036</w:t>
             </w:r>
             <w:r>
               <w:t xml:space="preserve"> </w:t>
@@ -2316,7 +2284,7 @@
     <w:qFormat/>
     <w:pPr>
       <w:keepLines/>
-      <w:spacing w:before="0" w:after="140" w:line="299" w:lineRule="exact"/>
+      <w:spacing w:before="23" w:after="140" w:line="299" w:lineRule="exact"/>
     </w:pPr>
     <w:rPr>
       <w:sz w:val="26"/>
